--- a/Wishlist of data.docx
+++ b/Wishlist of data.docx
@@ -130,15 +130,7 @@
         </w:numPr>
       </w:pPr>
       <w:r>
-        <w:t xml:space="preserve">If a user builds a workflow over a long period of time where they log on and off a few times, will this always be the same session because they’re working on the same thing, or could this end up being recorded as multiple sessions? If the latter is the </w:t>
-      </w:r>
-      <w:proofErr w:type="gramStart"/>
-      <w:r>
-        <w:t>case</w:t>
-      </w:r>
-      <w:proofErr w:type="gramEnd"/>
-      <w:r>
-        <w:t xml:space="preserve"> then maybe there should be a unique identifier per workflow.</w:t>
+        <w:t>If a user builds a workflow over a long period of time where they log on and off a few times, will this always be the same session because they’re working on the same thing, or could this end up being recorded as multiple sessions? If the latter is the case then maybe there should be a unique identifier per workflow.</w:t>
       </w:r>
     </w:p>
     <w:p>
@@ -173,21 +165,8 @@
           <w:numId w:val="1"/>
         </w:numPr>
       </w:pPr>
-      <w:proofErr w:type="spellStart"/>
-      <w:r>
-        <w:t>Job_code</w:t>
-      </w:r>
-      <w:proofErr w:type="spellEnd"/>
-      <w:r>
-        <w:t xml:space="preserve"> / </w:t>
-      </w:r>
-      <w:proofErr w:type="spellStart"/>
-      <w:r>
-        <w:t>Workflow_template</w:t>
-      </w:r>
-      <w:proofErr w:type="spellEnd"/>
-      <w:r>
-        <w:t xml:space="preserve"> after the merger on February 19</w:t>
+      <w:r>
+        <w:t>Job_code / Workflow_template after the merger on February 19</w:t>
       </w:r>
       <w:r>
         <w:rPr>
@@ -199,15 +178,7 @@
         <w:t>?</w:t>
       </w:r>
       <w:r>
-        <w:t xml:space="preserve"> Now they’re always listed as </w:t>
-      </w:r>
-      <w:proofErr w:type="spellStart"/>
-      <w:r>
-        <w:t>workflow_tempate</w:t>
-      </w:r>
-      <w:proofErr w:type="spellEnd"/>
-      <w:r>
-        <w:t>.</w:t>
+        <w:t xml:space="preserve"> Now they’re always listed as workflow_tempate.</w:t>
       </w:r>
     </w:p>
     <w:p>
@@ -285,17 +256,7 @@
         </w:numPr>
       </w:pPr>
       <w:r>
-        <w:t xml:space="preserve">Knowing if something in the code column was generated by the AI or input by the user (is this already in the data? Is code in a row marked </w:t>
-      </w:r>
-      <w:proofErr w:type="spellStart"/>
-      <w:proofErr w:type="gramStart"/>
-      <w:r>
-        <w:t>role:assistant</w:t>
-      </w:r>
-      <w:proofErr w:type="spellEnd"/>
-      <w:proofErr w:type="gramEnd"/>
-      <w:r>
-        <w:t xml:space="preserve"> always something that was made by the ai?)</w:t>
+        <w:t>Knowing if something in the code column was generated by the AI or input by the user (is this already in the data? Is code in a row marked role:assistant always something that was made by the ai?)</w:t>
       </w:r>
     </w:p>
     <w:p>
@@ -307,15 +268,7 @@
         </w:numPr>
       </w:pPr>
       <w:r>
-        <w:t xml:space="preserve">Time data for when user started and stopped using </w:t>
-      </w:r>
-      <w:proofErr w:type="spellStart"/>
-      <w:r>
-        <w:t>openfn</w:t>
-      </w:r>
-      <w:proofErr w:type="spellEnd"/>
-      <w:r>
-        <w:t xml:space="preserve"> in general, not just for the assistant. This could be used to see what proportion of their time they worked with the assistant, how long it took them to try using the assistant, if they tried it and gave up but kept working on by themselves etc.</w:t>
+        <w:t>Time data for when user started and stopped using openfn in general, not just for the assistant. This could be used to see what proportion of their time they worked with the assistant, how long it took them to try using the assistant, if they tried it and gave up but kept working on by themselves etc.</w:t>
       </w:r>
     </w:p>
     <w:p>
@@ -332,6 +285,9 @@
       <w:r>
         <w:t xml:space="preserve"> or language used?</w:t>
       </w:r>
+      <w:r>
+        <w:t xml:space="preserve"> (Time zone isn’t in the current dataset).</w:t>
+      </w:r>
     </w:p>
     <w:p>
       <w:pPr>
@@ -408,6 +364,12 @@
         <w:rPr>
           <w:rFonts w:ascii="Segoe UI Emoji" w:hAnsi="Segoe UI Emoji" w:cs="Segoe UI Emoji"/>
         </w:rPr>
+        <w:t>5</w:t>
+      </w:r>
+      <w:r>
+        <w:rPr>
+          <w:rFonts w:ascii="Segoe UI Emoji" w:hAnsi="Segoe UI Emoji" w:cs="Segoe UI Emoji"/>
+        </w:rPr>
         <w:t>/</w:t>
       </w:r>
       <w:r>
@@ -420,6 +382,12 @@
         <w:rPr>
           <w:rFonts w:ascii="Segoe UI Emoji" w:hAnsi="Segoe UI Emoji" w:cs="Segoe UI Emoji"/>
         </w:rPr>
+        <w:t>4</w:t>
+      </w:r>
+      <w:r>
+        <w:rPr>
+          <w:rFonts w:ascii="Segoe UI Emoji" w:hAnsi="Segoe UI Emoji" w:cs="Segoe UI Emoji"/>
+        </w:rPr>
         <w:t>/</w:t>
       </w:r>
       <w:r>
@@ -432,6 +400,12 @@
         <w:rPr>
           <w:rFonts w:ascii="Segoe UI Emoji" w:hAnsi="Segoe UI Emoji" w:cs="Segoe UI Emoji"/>
         </w:rPr>
+        <w:t>3</w:t>
+      </w:r>
+      <w:r>
+        <w:rPr>
+          <w:rFonts w:ascii="Segoe UI Emoji" w:hAnsi="Segoe UI Emoji" w:cs="Segoe UI Emoji"/>
+        </w:rPr>
         <w:t>/</w:t>
       </w:r>
       <w:r>
@@ -444,6 +418,12 @@
         <w:rPr>
           <w:rFonts w:ascii="Segoe UI Emoji" w:hAnsi="Segoe UI Emoji" w:cs="Segoe UI Emoji"/>
         </w:rPr>
+        <w:t>2</w:t>
+      </w:r>
+      <w:r>
+        <w:rPr>
+          <w:rFonts w:ascii="Segoe UI Emoji" w:hAnsi="Segoe UI Emoji" w:cs="Segoe UI Emoji"/>
+        </w:rPr>
         <w:t>/</w:t>
       </w:r>
       <w:r>
@@ -453,6 +433,12 @@
         <w:t>🤬</w:t>
       </w:r>
       <w:r>
+        <w:rPr>
+          <w:rFonts w:ascii="Segoe UI Emoji" w:hAnsi="Segoe UI Emoji" w:cs="Segoe UI Emoji"/>
+        </w:rPr>
+        <w:t>1</w:t>
+      </w:r>
+      <w:r>
         <w:t>”</w:t>
       </w:r>
       <w:r>
@@ -465,7 +451,13 @@
         <w:t xml:space="preserve"> you see outside public toilets sometimes</w:t>
       </w:r>
       <w:r>
-        <w:t>. It’s very difficult to guess a</w:t>
+        <w:t xml:space="preserve">. It’s very difficult </w:t>
+      </w:r>
+      <w:r>
+        <w:t xml:space="preserve">(and anthropic API token expensive) </w:t>
+      </w:r>
+      <w:r>
+        <w:t>to guess a</w:t>
       </w:r>
       <w:r>
         <w:t>t</w:t>
@@ -482,11 +474,12 @@
       <w:r>
         <w:t xml:space="preserve"> Could ask this at the end of 5-10% of sessions or something.</w:t>
       </w:r>
-    </w:p>
-    <w:p>
-      <w:pPr>
-        <w:pStyle w:val="ListParagraph"/>
-      </w:pPr>
+      <w:r>
+        <w:t xml:space="preserve"> This would make it easy to track satisfaction over time</w:t>
+      </w:r>
+      <w:r>
+        <w:t>, and see if a big update ruined everyone’s day or something.</w:t>
+      </w:r>
     </w:p>
     <w:sectPr>
       <w:pgSz w:w="11906" w:h="16838"/>
